--- a/Docs/BitPut Documento di Visione.docx
+++ b/Docs/BitPut Documento di Visione.docx
@@ -12,10 +12,10 @@
           <w:noProof/>
         </w:rPr>
         <w:drawing>
-          <wp:inline distT="0" distB="0" distL="0" distR="0" wp14:anchorId="41795FD2" wp14:editId="0D5E30F8">
-            <wp:extent cx="1013460" cy="1013460"/>
+          <wp:inline distT="0" distB="0" distL="0" distR="0" wp14:anchorId="64DD2BA6" wp14:editId="6CF58A9E">
+            <wp:extent cx="1447800" cy="1447800"/>
             <wp:effectExtent l="0" t="0" r="0" b="0"/>
-            <wp:docPr id="1811069420" name="Immagine 1"/>
+            <wp:docPr id="1498807100" name="Immagine 1"/>
             <wp:cNvGraphicFramePr>
               <a:graphicFrameLocks xmlns:a="http://schemas.openxmlformats.org/drawingml/2006/main" noChangeAspect="1"/>
             </wp:cNvGraphicFramePr>
@@ -23,7 +23,7 @@
               <a:graphicData uri="http://schemas.openxmlformats.org/drawingml/2006/picture">
                 <pic:pic xmlns:pic="http://schemas.openxmlformats.org/drawingml/2006/picture">
                   <pic:nvPicPr>
-                    <pic:cNvPr id="1811069420" name="Immagine 1811069420"/>
+                    <pic:cNvPr id="1498807100" name="Immagine 1498807100"/>
                     <pic:cNvPicPr/>
                   </pic:nvPicPr>
                   <pic:blipFill>
@@ -41,7 +41,7 @@
                   <pic:spPr>
                     <a:xfrm>
                       <a:off x="0" y="0"/>
-                      <a:ext cx="1013460" cy="1013460"/>
+                      <a:ext cx="1447800" cy="1447800"/>
                     </a:xfrm>
                     <a:prstGeom prst="rect">
                       <a:avLst/>
@@ -118,7 +118,7 @@
     <w:p>
       <w:r>
         <w:pict w14:anchorId="5CBC6377">
-          <v:rect id="_x0000_i1097" style="width:0;height:1.5pt" o:hralign="center" o:hrstd="t" o:hr="t" fillcolor="#a0a0a0" stroked="f"/>
+          <v:rect id="_x0000_i1025" style="width:0;height:1.5pt" o:hralign="center" o:hrstd="t" o:hr="t" fillcolor="#a0a0a0" stroked="f"/>
         </w:pict>
       </w:r>
     </w:p>
@@ -201,7 +201,7 @@
     <w:p>
       <w:r>
         <w:pict w14:anchorId="4240B475">
-          <v:rect id="_x0000_i1098" style="width:0;height:1.5pt" o:hralign="center" o:hrstd="t" o:hr="t" fillcolor="#a0a0a0" stroked="f"/>
+          <v:rect id="_x0000_i1026" style="width:0;height:1.5pt" o:hralign="center" o:hrstd="t" o:hr="t" fillcolor="#a0a0a0" stroked="f"/>
         </w:pict>
       </w:r>
     </w:p>
@@ -245,13 +245,13 @@
           <w:b/>
           <w:bCs/>
         </w:rPr>
+        <w:lastRenderedPageBreak/>
         <w:t>2.2. Funzionalità del prodotto</w:t>
       </w:r>
     </w:p>
     <w:p>
       <w:proofErr w:type="spellStart"/>
       <w:r>
-        <w:lastRenderedPageBreak/>
         <w:t>BitPub</w:t>
       </w:r>
       <w:proofErr w:type="spellEnd"/>
@@ -567,8 +567,9 @@
     </w:p>
     <w:p>
       <w:r>
+        <w:lastRenderedPageBreak/>
         <w:pict w14:anchorId="4757B961">
-          <v:rect id="_x0000_i1099" style="width:0;height:1.5pt" o:hralign="center" o:hrstd="t" o:hr="t" fillcolor="#a0a0a0" stroked="f"/>
+          <v:rect id="_x0000_i1027" style="width:0;height:1.5pt" o:hralign="center" o:hrstd="t" o:hr="t" fillcolor="#a0a0a0" stroked="f"/>
         </w:pict>
       </w:r>
     </w:p>
@@ -577,7 +578,6 @@
         <w:pStyle w:val="Titolo1"/>
       </w:pPr>
       <w:r>
-        <w:lastRenderedPageBreak/>
         <w:t>3. Funzionalità del prodotto</w:t>
       </w:r>
     </w:p>
@@ -1272,7 +1272,7 @@
     <w:p>
       <w:r>
         <w:pict w14:anchorId="0B6FA604">
-          <v:rect id="_x0000_i1100" style="width:0;height:1.5pt" o:hralign="center" o:hrstd="t" o:hr="t" fillcolor="#a0a0a0" stroked="f"/>
+          <v:rect id="_x0000_i1028" style="width:0;height:1.5pt" o:hralign="center" o:hrstd="t" o:hr="t" fillcolor="#a0a0a0" stroked="f"/>
         </w:pict>
       </w:r>
     </w:p>
@@ -5057,6 +5057,7 @@
   <w:style w:type="character" w:default="1" w:styleId="Carpredefinitoparagrafo">
     <w:name w:val="Default Paragraph Font"/>
     <w:uiPriority w:val="1"/>
+    <w:semiHidden/>
     <w:unhideWhenUsed/>
   </w:style>
   <w:style w:type="table" w:default="1" w:styleId="Tabellanormale">
